--- a/report/TechnicalReport.docx
+++ b/report/TechnicalReport.docx
@@ -150,19 +150,7 @@
                 <w:rPr>
                   <w:rStyle w:val="Hyperlink"/>
                 </w:rPr>
-                <w:t>github.com/Devansh0109/comp30</w:t>
-              </w:r>
-              <w:r>
-                <w:rPr>
-                  <w:rStyle w:val="Hyperlink"/>
-                </w:rPr>
-                <w:t>1</w:t>
-              </w:r>
-              <w:r>
-                <w:rPr>
-                  <w:rStyle w:val="Hyperlink"/>
-                </w:rPr>
-                <w:t>1-movies-api</w:t>
+                <w:t>github.com/Devansh0109/comp3011-movies-api</w:t>
               </w:r>
             </w:hyperlink>
           </w:p>
@@ -210,35 +198,7 @@
                   <w:color w:val="000000" w:themeColor="text1"/>
                   <w:u w:val="single"/>
                 </w:rPr>
-                <w:t>devanshsinghal0109</w:t>
-              </w:r>
-              <w:r>
-                <w:rPr>
-                  <w:color w:val="000000" w:themeColor="text1"/>
-                  <w:u w:val="single"/>
-                </w:rPr>
-                <w:t>.</w:t>
-              </w:r>
-              <w:r>
-                <w:rPr>
-                  <w:color w:val="000000" w:themeColor="text1"/>
-                  <w:u w:val="single"/>
-                </w:rPr>
-                <w:t>pythonanywhere.</w:t>
-              </w:r>
-              <w:r>
-                <w:rPr>
-                  <w:color w:val="000000" w:themeColor="text1"/>
-                  <w:u w:val="single"/>
-                </w:rPr>
-                <w:t>c</w:t>
-              </w:r>
-              <w:r>
-                <w:rPr>
-                  <w:color w:val="000000" w:themeColor="text1"/>
-                  <w:u w:val="single"/>
-                </w:rPr>
-                <w:t>om/</w:t>
+                <w:t>devanshsinghal0109.pythonanywhere.com/</w:t>
               </w:r>
               <w:proofErr w:type="spellStart"/>
               <w:r>
@@ -365,19 +325,7 @@
                 <w:rPr>
                   <w:rStyle w:val="Hyperlink"/>
                 </w:rPr>
-                <w:t>Link to the Presentation sli</w:t>
-              </w:r>
-              <w:r>
-                <w:rPr>
-                  <w:rStyle w:val="Hyperlink"/>
-                </w:rPr>
-                <w:t>d</w:t>
-              </w:r>
-              <w:r>
-                <w:rPr>
-                  <w:rStyle w:val="Hyperlink"/>
-                </w:rPr>
-                <w:t>es</w:t>
+                <w:t>Link to the Presentation slides</w:t>
               </w:r>
             </w:hyperlink>
           </w:p>
@@ -444,21 +392,7 @@
           <w:rFonts w:eastAsia="Times New Roman"/>
           <w:color w:val="auto"/>
         </w:rPr>
-        <w:t xml:space="preserve">I selected the movie domain because it offers rich, structured data that is easy to understand and suitable for demonstrating both data modelling and analytical capabilities. The API is populated using the TMDB dataset, allowing the system to operate on thousands of records rather than a small manually created dataset. This enables meaningful analytics such as genre trends, rating distributions, and popularity </w:t>
-      </w:r>
-      <w:r>
-        <w:rPr>
-          <w:rFonts w:eastAsia="Times New Roman"/>
-          <w:color w:val="auto"/>
-        </w:rPr>
-        <w:t>comparisons. The</w:t>
-      </w:r>
-      <w:r>
-        <w:rPr>
-          <w:rFonts w:eastAsia="Times New Roman"/>
-          <w:color w:val="auto"/>
-        </w:rPr>
-        <w:t xml:space="preserve"> project is deployed live and fully documented using </w:t>
+        <w:t xml:space="preserve">I selected the movie domain because it offers rich, structured data that is easy to understand and suitable for demonstrating both data modelling and analytical capabilities. The API is populated using the TMDB dataset, allowing the system to operate on thousands of records rather than a small manually created dataset. This enables meaningful analytics such as genre trends, rating distributions, and popularity comparisons. The project is deployed live and fully documented using </w:t>
       </w:r>
       <w:proofErr w:type="spellStart"/>
       <w:r>
@@ -845,29 +779,7 @@
           <w:szCs w:val="24"/>
         </w:rPr>
         <w:lastRenderedPageBreak/>
-        <w:t>2.</w:t>
-      </w:r>
-      <w:r>
-        <w:rPr>
-          <w:rFonts w:eastAsia="Times New Roman"/>
-          <w:b/>
-          <w:bCs/>
-          <w:color w:val="auto"/>
-          <w:sz w:val="24"/>
-          <w:szCs w:val="24"/>
-        </w:rPr>
-        <w:t>6</w:t>
-      </w:r>
-      <w:r>
-        <w:rPr>
-          <w:rFonts w:eastAsia="Times New Roman"/>
-          <w:b/>
-          <w:bCs/>
-          <w:color w:val="auto"/>
-          <w:sz w:val="24"/>
-          <w:szCs w:val="24"/>
-        </w:rPr>
-        <w:t xml:space="preserve"> MCP Server</w:t>
+        <w:t>2.6 MCP Server</w:t>
       </w:r>
       <w:r>
         <w:rPr>
@@ -928,12 +840,6 @@
         <w:gridCol w:w="3873"/>
       </w:tblGrid>
       <w:tr>
-        <w:tblPrEx>
-          <w:tblCellMar>
-            <w:top w:w="0" w:type="dxa"/>
-            <w:bottom w:w="0" w:type="dxa"/>
-          </w:tblCellMar>
-        </w:tblPrEx>
         <w:trPr>
           <w:trHeight w:val="219"/>
           <w:tblHeader/>
@@ -1060,12 +966,6 @@
         </w:tc>
       </w:tr>
       <w:tr>
-        <w:tblPrEx>
-          <w:tblCellMar>
-            <w:top w:w="0" w:type="dxa"/>
-            <w:bottom w:w="0" w:type="dxa"/>
-          </w:tblCellMar>
-        </w:tblPrEx>
         <w:trPr>
           <w:trHeight w:val="206"/>
         </w:trPr>
@@ -1179,12 +1079,6 @@
         </w:tc>
       </w:tr>
       <w:tr>
-        <w:tblPrEx>
-          <w:tblCellMar>
-            <w:top w:w="0" w:type="dxa"/>
-            <w:bottom w:w="0" w:type="dxa"/>
-          </w:tblCellMar>
-        </w:tblPrEx>
         <w:trPr>
           <w:trHeight w:val="191"/>
         </w:trPr>
@@ -1316,12 +1210,6 @@
         </w:tc>
       </w:tr>
       <w:tr>
-        <w:tblPrEx>
-          <w:tblCellMar>
-            <w:top w:w="0" w:type="dxa"/>
-            <w:bottom w:w="0" w:type="dxa"/>
-          </w:tblCellMar>
-        </w:tblPrEx>
         <w:trPr>
           <w:trHeight w:val="206"/>
         </w:trPr>
@@ -1435,12 +1323,6 @@
         </w:tc>
       </w:tr>
       <w:tr>
-        <w:tblPrEx>
-          <w:tblCellMar>
-            <w:top w:w="0" w:type="dxa"/>
-            <w:bottom w:w="0" w:type="dxa"/>
-          </w:tblCellMar>
-        </w:tblPrEx>
         <w:trPr>
           <w:trHeight w:val="206"/>
         </w:trPr>
@@ -1554,12 +1436,6 @@
         </w:tc>
       </w:tr>
       <w:tr>
-        <w:tblPrEx>
-          <w:tblCellMar>
-            <w:top w:w="0" w:type="dxa"/>
-            <w:bottom w:w="0" w:type="dxa"/>
-          </w:tblCellMar>
-        </w:tblPrEx>
         <w:trPr>
           <w:trHeight w:val="191"/>
         </w:trPr>
@@ -1700,12 +1576,6 @@
         </w:tc>
       </w:tr>
       <w:tr>
-        <w:tblPrEx>
-          <w:tblCellMar>
-            <w:top w:w="0" w:type="dxa"/>
-            <w:bottom w:w="0" w:type="dxa"/>
-          </w:tblCellMar>
-        </w:tblPrEx>
         <w:trPr>
           <w:trHeight w:val="206"/>
         </w:trPr>
@@ -1819,12 +1689,6 @@
         </w:tc>
       </w:tr>
       <w:tr>
-        <w:tblPrEx>
-          <w:tblCellMar>
-            <w:top w:w="0" w:type="dxa"/>
-            <w:bottom w:w="0" w:type="dxa"/>
-          </w:tblCellMar>
-        </w:tblPrEx>
         <w:trPr>
           <w:trHeight w:val="206"/>
         </w:trPr>
@@ -2131,7 +1995,7 @@
           <w:sz w:val="22"/>
           <w:szCs w:val="22"/>
         </w:rPr>
-        <w:t xml:space="preserve"> as derived fields on every GET response using ORM aggregation</w:t>
+        <w:t xml:space="preserve"> as derived fields on every GET response using ORM aggregation instead of stored columns. This ensures accuracy without manual updates.</w:t>
       </w:r>
       <w:r>
         <w:rPr>
@@ -2140,69 +2004,7 @@
           <w:sz w:val="22"/>
           <w:szCs w:val="22"/>
         </w:rPr>
-        <w:t xml:space="preserve"> instead of</w:t>
-      </w:r>
-      <w:r>
-        <w:rPr>
-          <w:rFonts w:ascii="Arial" w:eastAsia="Arial" w:hAnsi="Arial" w:cs="Arial"/>
-          <w:color w:val="0F172A"/>
-          <w:sz w:val="22"/>
-          <w:szCs w:val="22"/>
-        </w:rPr>
-        <w:t xml:space="preserve"> stored columns</w:t>
-      </w:r>
-      <w:r>
-        <w:rPr>
-          <w:rFonts w:ascii="Arial" w:eastAsia="Arial" w:hAnsi="Arial" w:cs="Arial"/>
-          <w:color w:val="0F172A"/>
-          <w:sz w:val="22"/>
-          <w:szCs w:val="22"/>
-        </w:rPr>
-        <w:t xml:space="preserve">. This </w:t>
-      </w:r>
-      <w:r>
-        <w:rPr>
-          <w:rFonts w:ascii="Arial" w:eastAsia="Arial" w:hAnsi="Arial" w:cs="Arial"/>
-          <w:color w:val="0F172A"/>
-          <w:sz w:val="22"/>
-          <w:szCs w:val="22"/>
-        </w:rPr>
-        <w:t>ensur</w:t>
-      </w:r>
-      <w:r>
-        <w:rPr>
-          <w:rFonts w:ascii="Arial" w:eastAsia="Arial" w:hAnsi="Arial" w:cs="Arial"/>
-          <w:color w:val="0F172A"/>
-          <w:sz w:val="22"/>
-          <w:szCs w:val="22"/>
-        </w:rPr>
-        <w:t>es</w:t>
-      </w:r>
-      <w:r>
-        <w:rPr>
-          <w:rFonts w:ascii="Arial" w:eastAsia="Arial" w:hAnsi="Arial" w:cs="Arial"/>
-          <w:color w:val="0F172A"/>
-          <w:sz w:val="22"/>
-          <w:szCs w:val="22"/>
-        </w:rPr>
-        <w:t xml:space="preserve"> accuracy without manual updates.</w:t>
-      </w:r>
-      <w:r>
-        <w:rPr>
-          <w:rFonts w:ascii="Arial" w:eastAsia="Arial" w:hAnsi="Arial" w:cs="Arial"/>
-          <w:color w:val="0F172A"/>
-          <w:sz w:val="22"/>
-          <w:szCs w:val="22"/>
-        </w:rPr>
         <w:br/>
-      </w:r>
-      <w:r>
-        <w:rPr>
-          <w:rFonts w:ascii="Arial" w:eastAsia="Arial" w:hAnsi="Arial" w:cs="Arial"/>
-          <w:color w:val="0F172A"/>
-          <w:sz w:val="22"/>
-          <w:szCs w:val="22"/>
-        </w:rPr>
         <w:t xml:space="preserve">All write operations are protected by token authentication. GET requests on all endpoints are public, allowing unrestricted read access for browsing and analytics. This asymmetry is intentional as a public movie catalogue should be freely </w:t>
       </w:r>
       <w:proofErr w:type="spellStart"/>
@@ -2496,12 +2298,6 @@
         <w:gridCol w:w="5191"/>
       </w:tblGrid>
       <w:tr>
-        <w:tblPrEx>
-          <w:tblCellMar>
-            <w:top w:w="0" w:type="dxa"/>
-            <w:bottom w:w="0" w:type="dxa"/>
-          </w:tblCellMar>
-        </w:tblPrEx>
         <w:trPr>
           <w:trHeight w:val="234"/>
           <w:tblHeader/>
@@ -2628,12 +2424,6 @@
         </w:tc>
       </w:tr>
       <w:tr>
-        <w:tblPrEx>
-          <w:tblCellMar>
-            <w:top w:w="0" w:type="dxa"/>
-            <w:bottom w:w="0" w:type="dxa"/>
-          </w:tblCellMar>
-        </w:tblPrEx>
         <w:trPr>
           <w:trHeight w:val="228"/>
         </w:trPr>
@@ -2747,12 +2537,6 @@
         </w:tc>
       </w:tr>
       <w:tr>
-        <w:tblPrEx>
-          <w:tblCellMar>
-            <w:top w:w="0" w:type="dxa"/>
-            <w:bottom w:w="0" w:type="dxa"/>
-          </w:tblCellMar>
-        </w:tblPrEx>
         <w:trPr>
           <w:trHeight w:val="113"/>
         </w:trPr>
@@ -2866,12 +2650,6 @@
         </w:tc>
       </w:tr>
       <w:tr>
-        <w:tblPrEx>
-          <w:tblCellMar>
-            <w:top w:w="0" w:type="dxa"/>
-            <w:bottom w:w="0" w:type="dxa"/>
-          </w:tblCellMar>
-        </w:tblPrEx>
         <w:trPr>
           <w:trHeight w:val="234"/>
         </w:trPr>
@@ -2985,12 +2763,6 @@
         </w:tc>
       </w:tr>
       <w:tr>
-        <w:tblPrEx>
-          <w:tblCellMar>
-            <w:top w:w="0" w:type="dxa"/>
-            <w:bottom w:w="0" w:type="dxa"/>
-          </w:tblCellMar>
-        </w:tblPrEx>
         <w:trPr>
           <w:trHeight w:val="132"/>
         </w:trPr>
@@ -3172,12 +2944,6 @@
         <w:gridCol w:w="1942"/>
       </w:tblGrid>
       <w:tr>
-        <w:tblPrEx>
-          <w:tblCellMar>
-            <w:top w:w="0" w:type="dxa"/>
-            <w:bottom w:w="0" w:type="dxa"/>
-          </w:tblCellMar>
-        </w:tblPrEx>
         <w:trPr>
           <w:trHeight w:val="223"/>
           <w:tblHeader/>
@@ -3304,12 +3070,6 @@
         </w:tc>
       </w:tr>
       <w:tr>
-        <w:tblPrEx>
-          <w:tblCellMar>
-            <w:top w:w="0" w:type="dxa"/>
-            <w:bottom w:w="0" w:type="dxa"/>
-          </w:tblCellMar>
-        </w:tblPrEx>
         <w:trPr>
           <w:trHeight w:val="206"/>
         </w:trPr>
@@ -3440,12 +3200,6 @@
         </w:tc>
       </w:tr>
       <w:tr>
-        <w:tblPrEx>
-          <w:tblCellMar>
-            <w:top w:w="0" w:type="dxa"/>
-            <w:bottom w:w="0" w:type="dxa"/>
-          </w:tblCellMar>
-        </w:tblPrEx>
         <w:trPr>
           <w:trHeight w:val="223"/>
         </w:trPr>
@@ -3576,12 +3330,6 @@
         </w:tc>
       </w:tr>
       <w:tr>
-        <w:tblPrEx>
-          <w:tblCellMar>
-            <w:top w:w="0" w:type="dxa"/>
-            <w:bottom w:w="0" w:type="dxa"/>
-          </w:tblCellMar>
-        </w:tblPrEx>
         <w:trPr>
           <w:trHeight w:val="206"/>
         </w:trPr>
@@ -3712,12 +3460,6 @@
         </w:tc>
       </w:tr>
       <w:tr>
-        <w:tblPrEx>
-          <w:tblCellMar>
-            <w:top w:w="0" w:type="dxa"/>
-            <w:bottom w:w="0" w:type="dxa"/>
-          </w:tblCellMar>
-        </w:tblPrEx>
         <w:trPr>
           <w:trHeight w:val="223"/>
         </w:trPr>
@@ -3848,12 +3590,6 @@
         </w:tc>
       </w:tr>
       <w:tr>
-        <w:tblPrEx>
-          <w:tblCellMar>
-            <w:top w:w="0" w:type="dxa"/>
-            <w:bottom w:w="0" w:type="dxa"/>
-          </w:tblCellMar>
-        </w:tblPrEx>
         <w:trPr>
           <w:trHeight w:val="223"/>
         </w:trPr>
@@ -3984,12 +3720,6 @@
         </w:tc>
       </w:tr>
       <w:tr>
-        <w:tblPrEx>
-          <w:tblCellMar>
-            <w:top w:w="0" w:type="dxa"/>
-            <w:bottom w:w="0" w:type="dxa"/>
-          </w:tblCellMar>
-        </w:tblPrEx>
         <w:trPr>
           <w:trHeight w:val="206"/>
         </w:trPr>
@@ -4120,12 +3850,6 @@
         </w:tc>
       </w:tr>
       <w:tr>
-        <w:tblPrEx>
-          <w:tblCellMar>
-            <w:top w:w="0" w:type="dxa"/>
-            <w:bottom w:w="0" w:type="dxa"/>
-          </w:tblCellMar>
-        </w:tblPrEx>
         <w:trPr>
           <w:trHeight w:val="223"/>
         </w:trPr>
@@ -4256,12 +3980,6 @@
         </w:tc>
       </w:tr>
       <w:tr>
-        <w:tblPrEx>
-          <w:tblCellMar>
-            <w:top w:w="0" w:type="dxa"/>
-            <w:bottom w:w="0" w:type="dxa"/>
-          </w:tblCellMar>
-        </w:tblPrEx>
         <w:trPr>
           <w:trHeight w:val="206"/>
         </w:trPr>
@@ -4392,12 +4110,6 @@
         </w:tc>
       </w:tr>
       <w:tr>
-        <w:tblPrEx>
-          <w:tblCellMar>
-            <w:top w:w="0" w:type="dxa"/>
-            <w:bottom w:w="0" w:type="dxa"/>
-          </w:tblCellMar>
-        </w:tblPrEx>
         <w:trPr>
           <w:trHeight w:val="223"/>
         </w:trPr>
@@ -4528,12 +4240,6 @@
         </w:tc>
       </w:tr>
       <w:tr>
-        <w:tblPrEx>
-          <w:tblCellMar>
-            <w:top w:w="0" w:type="dxa"/>
-            <w:bottom w:w="0" w:type="dxa"/>
-          </w:tblCellMar>
-        </w:tblPrEx>
         <w:trPr>
           <w:trHeight w:val="206"/>
         </w:trPr>
@@ -4664,12 +4370,6 @@
         </w:tc>
       </w:tr>
       <w:tr>
-        <w:tblPrEx>
-          <w:tblCellMar>
-            <w:top w:w="0" w:type="dxa"/>
-            <w:bottom w:w="0" w:type="dxa"/>
-          </w:tblCellMar>
-        </w:tblPrEx>
         <w:trPr>
           <w:trHeight w:val="223"/>
         </w:trPr>
@@ -4800,12 +4500,6 @@
         </w:tc>
       </w:tr>
       <w:tr>
-        <w:tblPrEx>
-          <w:tblCellMar>
-            <w:top w:w="0" w:type="dxa"/>
-            <w:bottom w:w="0" w:type="dxa"/>
-          </w:tblCellMar>
-        </w:tblPrEx>
         <w:trPr>
           <w:trHeight w:val="206"/>
         </w:trPr>
@@ -4936,12 +4630,6 @@
         </w:tc>
       </w:tr>
       <w:tr>
-        <w:tblPrEx>
-          <w:tblCellMar>
-            <w:top w:w="0" w:type="dxa"/>
-            <w:bottom w:w="0" w:type="dxa"/>
-          </w:tblCellMar>
-        </w:tblPrEx>
         <w:trPr>
           <w:trHeight w:val="446"/>
         </w:trPr>
@@ -5081,12 +4769,6 @@
         </w:tc>
       </w:tr>
       <w:tr>
-        <w:tblPrEx>
-          <w:tblCellMar>
-            <w:top w:w="0" w:type="dxa"/>
-            <w:bottom w:w="0" w:type="dxa"/>
-          </w:tblCellMar>
-        </w:tblPrEx>
         <w:trPr>
           <w:trHeight w:val="223"/>
         </w:trPr>
@@ -5217,12 +4899,6 @@
         </w:tc>
       </w:tr>
       <w:tr>
-        <w:tblPrEx>
-          <w:tblCellMar>
-            <w:top w:w="0" w:type="dxa"/>
-            <w:bottom w:w="0" w:type="dxa"/>
-          </w:tblCellMar>
-        </w:tblPrEx>
         <w:trPr>
           <w:trHeight w:val="446"/>
         </w:trPr>
@@ -5369,12 +5045,6 @@
         </w:tc>
       </w:tr>
       <w:tr>
-        <w:tblPrEx>
-          <w:tblCellMar>
-            <w:top w:w="0" w:type="dxa"/>
-            <w:bottom w:w="0" w:type="dxa"/>
-          </w:tblCellMar>
-        </w:tblPrEx>
         <w:trPr>
           <w:trHeight w:val="446"/>
         </w:trPr>
@@ -5521,12 +5191,6 @@
         </w:tc>
       </w:tr>
       <w:tr>
-        <w:tblPrEx>
-          <w:tblCellMar>
-            <w:top w:w="0" w:type="dxa"/>
-            <w:bottom w:w="0" w:type="dxa"/>
-          </w:tblCellMar>
-        </w:tblPrEx>
         <w:trPr>
           <w:trHeight w:val="206"/>
         </w:trPr>
@@ -5657,12 +5321,6 @@
         </w:tc>
       </w:tr>
       <w:tr>
-        <w:tblPrEx>
-          <w:tblCellMar>
-            <w:top w:w="0" w:type="dxa"/>
-            <w:bottom w:w="0" w:type="dxa"/>
-          </w:tblCellMar>
-        </w:tblPrEx>
         <w:trPr>
           <w:trHeight w:val="446"/>
         </w:trPr>
@@ -5905,12 +5563,6 @@
         <w:gridCol w:w="6967"/>
       </w:tblGrid>
       <w:tr>
-        <w:tblPrEx>
-          <w:tblCellMar>
-            <w:top w:w="0" w:type="dxa"/>
-            <w:bottom w:w="0" w:type="dxa"/>
-          </w:tblCellMar>
-        </w:tblPrEx>
         <w:trPr>
           <w:trHeight w:val="250"/>
           <w:tblHeader/>
@@ -6007,12 +5659,6 @@
         </w:tc>
       </w:tr>
       <w:tr>
-        <w:tblPrEx>
-          <w:tblCellMar>
-            <w:top w:w="0" w:type="dxa"/>
-            <w:bottom w:w="0" w:type="dxa"/>
-          </w:tblCellMar>
-        </w:tblPrEx>
         <w:trPr>
           <w:trHeight w:val="233"/>
         </w:trPr>
@@ -6117,12 +5763,6 @@
         </w:tc>
       </w:tr>
       <w:tr>
-        <w:tblPrEx>
-          <w:tblCellMar>
-            <w:top w:w="0" w:type="dxa"/>
-            <w:bottom w:w="0" w:type="dxa"/>
-          </w:tblCellMar>
-        </w:tblPrEx>
         <w:trPr>
           <w:trHeight w:val="216"/>
         </w:trPr>
@@ -6227,12 +5867,6 @@
         </w:tc>
       </w:tr>
       <w:tr>
-        <w:tblPrEx>
-          <w:tblCellMar>
-            <w:top w:w="0" w:type="dxa"/>
-            <w:bottom w:w="0" w:type="dxa"/>
-          </w:tblCellMar>
-        </w:tblPrEx>
         <w:trPr>
           <w:trHeight w:val="233"/>
         </w:trPr>
@@ -6337,12 +5971,6 @@
         </w:tc>
       </w:tr>
       <w:tr>
-        <w:tblPrEx>
-          <w:tblCellMar>
-            <w:top w:w="0" w:type="dxa"/>
-            <w:bottom w:w="0" w:type="dxa"/>
-          </w:tblCellMar>
-        </w:tblPrEx>
         <w:trPr>
           <w:trHeight w:val="233"/>
         </w:trPr>
@@ -6431,12 +6059,6 @@
         </w:tc>
       </w:tr>
       <w:tr>
-        <w:tblPrEx>
-          <w:tblCellMar>
-            <w:top w:w="0" w:type="dxa"/>
-            <w:bottom w:w="0" w:type="dxa"/>
-          </w:tblCellMar>
-        </w:tblPrEx>
         <w:trPr>
           <w:trHeight w:val="216"/>
         </w:trPr>
@@ -6525,12 +6147,6 @@
         </w:tc>
       </w:tr>
       <w:tr>
-        <w:tblPrEx>
-          <w:tblCellMar>
-            <w:top w:w="0" w:type="dxa"/>
-            <w:bottom w:w="0" w:type="dxa"/>
-          </w:tblCellMar>
-        </w:tblPrEx>
         <w:trPr>
           <w:trHeight w:val="233"/>
         </w:trPr>
@@ -6628,12 +6244,6 @@
         </w:tc>
       </w:tr>
       <w:tr>
-        <w:tblPrEx>
-          <w:tblCellMar>
-            <w:top w:w="0" w:type="dxa"/>
-            <w:bottom w:w="0" w:type="dxa"/>
-          </w:tblCellMar>
-        </w:tblPrEx>
         <w:trPr>
           <w:trHeight w:val="233"/>
         </w:trPr>
@@ -6738,12 +6348,6 @@
         </w:tc>
       </w:tr>
       <w:tr>
-        <w:tblPrEx>
-          <w:tblCellMar>
-            <w:top w:w="0" w:type="dxa"/>
-            <w:bottom w:w="0" w:type="dxa"/>
-          </w:tblCellMar>
-        </w:tblPrEx>
         <w:trPr>
           <w:trHeight w:val="466"/>
         </w:trPr>
@@ -7079,18 +6683,8 @@
           <w:sz w:val="22"/>
           <w:szCs w:val="22"/>
         </w:rPr>
-        <w:t xml:space="preserve"> Database-level operations are essential for API performance and </w:t>
-      </w:r>
-      <w:proofErr w:type="spellStart"/>
-      <w:r>
-        <w:rPr>
-          <w:rFonts w:ascii="Arial" w:hAnsi="Arial" w:cs="Arial"/>
-          <w:sz w:val="22"/>
-          <w:szCs w:val="22"/>
-        </w:rPr>
-        <w:t>scalability.</w:t>
-      </w:r>
-      <w:proofErr w:type="spellEnd"/>
+        <w:t xml:space="preserve"> Database-level operations are essential for API performance and scalability.</w:t>
+      </w:r>
     </w:p>
     <w:p>
       <w:pPr>
@@ -7609,6 +7203,17 @@
           <w:szCs w:val="28"/>
         </w:rPr>
         <w:br/>
+      </w:r>
+      <w:r>
+        <w:t xml:space="preserve">GenAI conversation logs are available in the </w:t>
+      </w:r>
+      <w:proofErr w:type="spellStart"/>
+      <w:r>
+        <w:t>genai</w:t>
+      </w:r>
+      <w:proofErr w:type="spellEnd"/>
+      <w:r>
+        <w:t>-logs/ directory of the GitHub repository</w:t>
       </w:r>
     </w:p>
     <w:tbl>
@@ -7634,12 +7239,6 @@
         <w:gridCol w:w="7457"/>
       </w:tblGrid>
       <w:tr>
-        <w:tblPrEx>
-          <w:tblCellMar>
-            <w:top w:w="0" w:type="dxa"/>
-            <w:bottom w:w="0" w:type="dxa"/>
-          </w:tblCellMar>
-        </w:tblPrEx>
         <w:trPr>
           <w:trHeight w:val="231"/>
           <w:tblHeader/>
@@ -7736,12 +7335,6 @@
         </w:tc>
       </w:tr>
       <w:tr>
-        <w:tblPrEx>
-          <w:tblCellMar>
-            <w:top w:w="0" w:type="dxa"/>
-            <w:bottom w:w="0" w:type="dxa"/>
-          </w:tblCellMar>
-        </w:tblPrEx>
         <w:trPr>
           <w:trHeight w:val="739"/>
         </w:trPr>
@@ -7860,12 +7453,6 @@
         </w:tc>
       </w:tr>
       <w:tr>
-        <w:tblPrEx>
-          <w:tblCellMar>
-            <w:top w:w="0" w:type="dxa"/>
-            <w:bottom w:w="0" w:type="dxa"/>
-          </w:tblCellMar>
-        </w:tblPrEx>
         <w:trPr>
           <w:trHeight w:val="733"/>
         </w:trPr>
@@ -7964,12 +7551,6 @@
         </w:tc>
       </w:tr>
       <w:tr>
-        <w:tblPrEx>
-          <w:tblCellMar>
-            <w:top w:w="0" w:type="dxa"/>
-            <w:bottom w:w="0" w:type="dxa"/>
-          </w:tblCellMar>
-        </w:tblPrEx>
         <w:trPr>
           <w:trHeight w:val="452"/>
         </w:trPr>
@@ -8072,12 +7653,6 @@
         </w:tc>
       </w:tr>
       <w:tr>
-        <w:tblPrEx>
-          <w:tblCellMar>
-            <w:top w:w="0" w:type="dxa"/>
-            <w:bottom w:w="0" w:type="dxa"/>
-          </w:tblCellMar>
-        </w:tblPrEx>
         <w:trPr>
           <w:trHeight w:val="634"/>
         </w:trPr>
@@ -8196,12 +7771,6 @@
         </w:tc>
       </w:tr>
       <w:tr>
-        <w:tblPrEx>
-          <w:tblCellMar>
-            <w:top w:w="0" w:type="dxa"/>
-            <w:bottom w:w="0" w:type="dxa"/>
-          </w:tblCellMar>
-        </w:tblPrEx>
         <w:trPr>
           <w:trHeight w:val="659"/>
         </w:trPr>
@@ -8288,12 +7857,6 @@
         </w:tc>
       </w:tr>
       <w:tr>
-        <w:tblPrEx>
-          <w:tblCellMar>
-            <w:top w:w="0" w:type="dxa"/>
-            <w:bottom w:w="0" w:type="dxa"/>
-          </w:tblCellMar>
-        </w:tblPrEx>
         <w:trPr>
           <w:trHeight w:val="699"/>
         </w:trPr>
@@ -8412,12 +7975,6 @@
         </w:tc>
       </w:tr>
       <w:tr>
-        <w:tblPrEx>
-          <w:tblCellMar>
-            <w:top w:w="0" w:type="dxa"/>
-            <w:bottom w:w="0" w:type="dxa"/>
-          </w:tblCellMar>
-        </w:tblPrEx>
         <w:trPr>
           <w:trHeight w:val="739"/>
         </w:trPr>
@@ -8520,12 +8077,6 @@
         </w:tc>
       </w:tr>
       <w:tr>
-        <w:tblPrEx>
-          <w:tblCellMar>
-            <w:top w:w="0" w:type="dxa"/>
-            <w:bottom w:w="0" w:type="dxa"/>
-          </w:tblCellMar>
-        </w:tblPrEx>
         <w:trPr>
           <w:trHeight w:val="709"/>
         </w:trPr>
@@ -8660,12 +8211,6 @@
         </w:tc>
       </w:tr>
       <w:tr>
-        <w:tblPrEx>
-          <w:tblCellMar>
-            <w:top w:w="0" w:type="dxa"/>
-            <w:bottom w:w="0" w:type="dxa"/>
-          </w:tblCellMar>
-        </w:tblPrEx>
         <w:trPr>
           <w:trHeight w:val="681"/>
         </w:trPr>
@@ -8800,12 +8345,6 @@
         </w:tc>
       </w:tr>
       <w:tr>
-        <w:tblPrEx>
-          <w:tblCellMar>
-            <w:top w:w="0" w:type="dxa"/>
-            <w:bottom w:w="0" w:type="dxa"/>
-          </w:tblCellMar>
-        </w:tblPrEx>
         <w:trPr>
           <w:trHeight w:val="506"/>
         </w:trPr>
@@ -8832,14 +8371,7 @@
                 <w:sz w:val="20"/>
                 <w:szCs w:val="20"/>
               </w:rPr>
-              <w:t xml:space="preserve">Report and </w:t>
-            </w:r>
-            <w:r>
-              <w:rPr>
-                <w:sz w:val="20"/>
-                <w:szCs w:val="20"/>
-              </w:rPr>
-              <w:t>PPT</w:t>
+              <w:t>Report and PPT</w:t>
             </w:r>
           </w:p>
         </w:tc>
@@ -8893,14 +8425,7 @@
                 <w:sz w:val="20"/>
                 <w:szCs w:val="20"/>
               </w:rPr>
-              <w:t>AI used for structural suggestions and proofreading. All technical content and design decisions are the author's own</w:t>
-            </w:r>
-            <w:r>
-              <w:rPr>
-                <w:sz w:val="20"/>
-                <w:szCs w:val="20"/>
-              </w:rPr>
-              <w:t>. PPT made with use of AI.</w:t>
+              <w:t>AI used for structural suggestions and proofreading. All technical content and design decisions are the author's own. PPT made with use of AI.</w:t>
             </w:r>
           </w:p>
         </w:tc>
@@ -8942,18 +8467,7 @@
           <w:sz w:val="28"/>
           <w:szCs w:val="28"/>
         </w:rPr>
-        <w:t xml:space="preserve">9. </w:t>
-      </w:r>
-      <w:r>
-        <w:rPr>
-          <w:rFonts w:ascii="Arial" w:hAnsi="Arial" w:cs="Arial"/>
-          <w:b/>
-          <w:bCs/>
-          <w:color w:val="000000" w:themeColor="text1"/>
-          <w:sz w:val="28"/>
-          <w:szCs w:val="28"/>
-        </w:rPr>
-        <w:t>Reference list</w:t>
+        <w:t>9. Reference list</w:t>
       </w:r>
     </w:p>
     <w:p>
